--- a/version3/CKI_NAR_Submission_v34/CKI_NAR_Manuscript.docx
+++ b/version3/CKI_NAR_Submission_v34/CKI_NAR_Manuscript.docx
@@ -2654,7 +2654,7 @@
           <w:color w:val="000000"/>
           <w:sz w:val="22"/>
         </w:rPr>
-        <w:t>X.W. and L.Z. conceived the study and designed the computational framework. L.Z. developed the CKI algorithm, performed all analyses, and prepared all figures. X.W. contributed to data curation, validation, and manuscript writing. Both authors read and approved the final manuscript.</w:t>
+        <w:t>L.Z. conceived the study, developed the CKI algorithm, performed all analyses, and wrote the manuscript. X.W. contributed to data analysis and manuscript revision. Both authors read and approved the final manuscript.</w:t>
       </w:r>
     </w:p>
     <w:p>

--- a/version3/CKI_NAR_Submission_v34/CKI_NAR_Manuscript.docx
+++ b/version3/CKI_NAR_Submission_v34/CKI_NAR_Manuscript.docx
@@ -10,8 +10,9 @@
       <w:r>
         <w:rPr>
           <w:rFonts w:ascii="Arial" w:hAnsi="Arial"/>
+          <w:b/>
           <w:color w:val="000000"/>
-          <w:sz w:val="2"/>
+          <w:sz w:val="32"/>
         </w:rPr>
         <w:t>CKI: A Cell-state Kinetic Index for Quantifying Baseline-Normalized Transcriptomic Remodeling</w:t>
       </w:r>
@@ -24,7 +25,7 @@
         <w:rPr>
           <w:rFonts w:ascii="Arial" w:hAnsi="Arial"/>
           <w:color w:val="000000"/>
-          <w:sz w:val="44"/>
+          <w:sz w:val="20"/>
         </w:rPr>
         <w:t>Running title: CKI: Baseline-Normalized Divergence Index</w:t>
       </w:r>
@@ -37,7 +38,7 @@
         <w:rPr>
           <w:rFonts w:ascii="Arial" w:hAnsi="Arial"/>
           <w:color w:val="000000"/>
-          <w:sz w:val="42"/>
+          <w:sz w:val="28"/>
         </w:rPr>
         <w:t>Xianming Wu</w:t>
       </w:r>
@@ -57,7 +58,7 @@
         <w:rPr>
           <w:rFonts w:ascii="Arial" w:hAnsi="Arial"/>
           <w:color w:val="000000"/>
-          <w:sz w:val="42"/>
+          <w:sz w:val="28"/>
         </w:rPr>
         <w:t>Li Zhang</w:t>
       </w:r>
@@ -97,7 +98,7 @@
         <w:rPr>
           <w:rFonts w:ascii="Arial" w:hAnsi="Arial"/>
           <w:color w:val="000000"/>
-          <w:sz w:val="44"/>
+          <w:sz w:val="20"/>
           <w:vertAlign w:val="superscript"/>
         </w:rPr>
         <w:t>1</w:t>
@@ -106,7 +107,7 @@
         <w:rPr>
           <w:rFonts w:ascii="Arial" w:hAnsi="Arial"/>
           <w:color w:val="000000"/>
-          <w:sz w:val="44"/>
+          <w:sz w:val="20"/>
         </w:rPr>
         <w:t>Chinese Institute for Brain Research, Beijing, China</w:t>
       </w:r>
@@ -119,7 +120,7 @@
         <w:rPr>
           <w:rFonts w:ascii="Arial" w:hAnsi="Arial"/>
           <w:color w:val="000000"/>
-          <w:sz w:val="44"/>
+          <w:sz w:val="20"/>
           <w:vertAlign w:val="superscript"/>
         </w:rPr>
         <w:t>2</w:t>
@@ -128,7 +129,7 @@
         <w:rPr>
           <w:rFonts w:ascii="Arial" w:hAnsi="Arial"/>
           <w:color w:val="000000"/>
-          <w:sz w:val="44"/>
+          <w:sz w:val="20"/>
         </w:rPr>
         <w:t>Institute of Blood Transfusion, Chinese Academy of Medical Sciences &amp; Peking Union Medical College, Chengdu, China</w:t>
       </w:r>
@@ -141,7 +142,7 @@
         <w:rPr>
           <w:rFonts w:ascii="Arial" w:hAnsi="Arial"/>
           <w:color w:val="000000"/>
-          <w:sz w:val="44"/>
+          <w:sz w:val="20"/>
         </w:rPr>
         <w:t>* To whom correspondence should be addressed. Email: knightz@pumc.edu.cn</w:t>
       </w:r>
@@ -168,7 +169,7 @@
         <w:rPr>
           <w:rFonts w:ascii="Arial" w:hAnsi="Arial"/>
           <w:color w:val="000000"/>
-          <w:sz w:val="32"/>
+          <w:sz w:val="28"/>
           <w:b/>
         </w:rPr>
         <w:t>Graphical Abstract</w:t>
@@ -199,7 +200,7 @@
         <w:rPr>
           <w:rFonts w:ascii="Arial" w:hAnsi="Arial"/>
           <w:color w:val="000000"/>
-          <w:sz w:val="32"/>
+          <w:sz w:val="28"/>
           <w:b/>
         </w:rPr>
         <w:t>Abstract</w:t>
@@ -229,7 +230,7 @@
         <w:rPr>
           <w:rFonts w:ascii="Arial" w:hAnsi="Arial"/>
           <w:color w:val="000000"/>
-          <w:sz w:val="44"/>
+          <w:sz w:val="20"/>
         </w:rPr>
         <w:t>Keywords: cell-state divergence, housekeeping genes, Jensen-Shannon decomposition, transcriptomic remodeling, single-cell genomics</w:t>
       </w:r>
@@ -243,7 +244,7 @@
         <w:rPr>
           <w:rFonts w:ascii="Arial" w:hAnsi="Arial"/>
           <w:color w:val="000000"/>
-          <w:sz w:val="32"/>
+          <w:sz w:val="28"/>
           <w:b/>
         </w:rPr>
         <w:t>Introduction</w:t>
@@ -338,7 +339,7 @@
         <w:rPr>
           <w:rFonts w:ascii="Arial" w:hAnsi="Arial"/>
           <w:color w:val="000000"/>
-          <w:sz w:val="32"/>
+          <w:sz w:val="28"/>
           <w:b/>
         </w:rPr>
         <w:t>Materials and Methods</w:t>
@@ -353,7 +354,7 @@
         <w:rPr>
           <w:rFonts w:ascii="Arial" w:hAnsi="Arial"/>
           <w:color w:val="000000"/>
-          <w:sz w:val="28"/>
+          <w:sz w:val="24"/>
           <w:b/>
         </w:rPr>
         <w:t>CKI computation</w:t>
@@ -400,7 +401,7 @@
         <w:rPr>
           <w:rFonts w:ascii="Arial" w:hAnsi="Arial"/>
           <w:color w:val="000000"/>
-          <w:sz w:val="28"/>
+          <w:sz w:val="24"/>
           <w:b/>
         </w:rPr>
         <w:t>Dimensionality invariance of JS divergence</w:t>
@@ -431,7 +432,7 @@
         <w:rPr>
           <w:rFonts w:ascii="Arial" w:hAnsi="Arial"/>
           <w:color w:val="000000"/>
-          <w:sz w:val="28"/>
+          <w:sz w:val="24"/>
           <w:b/>
         </w:rPr>
         <w:t>Bootstrap permutation test</w:t>
@@ -462,7 +463,7 @@
         <w:rPr>
           <w:rFonts w:ascii="Arial" w:hAnsi="Arial"/>
           <w:color w:val="000000"/>
-          <w:sz w:val="28"/>
+          <w:sz w:val="24"/>
           <w:b/>
         </w:rPr>
         <w:t>Datasets</w:t>
@@ -541,7 +542,7 @@
         <w:rPr>
           <w:rFonts w:ascii="Arial" w:hAnsi="Arial"/>
           <w:color w:val="000000"/>
-          <w:sz w:val="28"/>
+          <w:sz w:val="24"/>
           <w:b/>
         </w:rPr>
         <w:t>Method comparison</w:t>
@@ -572,7 +573,7 @@
         <w:rPr>
           <w:rFonts w:ascii="Arial" w:hAnsi="Arial"/>
           <w:color w:val="000000"/>
-          <w:sz w:val="28"/>
+          <w:sz w:val="24"/>
           <w:b/>
         </w:rPr>
         <w:t>Multiplicative residual model for brain regional analysis</w:t>
@@ -603,7 +604,7 @@
         <w:rPr>
           <w:rFonts w:ascii="Arial" w:hAnsi="Arial"/>
           <w:color w:val="000000"/>
-          <w:sz w:val="28"/>
+          <w:sz w:val="24"/>
           <w:b/>
         </w:rPr>
         <w:t>Clinical severity analysis</w:t>
@@ -634,7 +635,7 @@
         <w:rPr>
           <w:rFonts w:ascii="Arial" w:hAnsi="Arial"/>
           <w:color w:val="000000"/>
-          <w:sz w:val="28"/>
+          <w:sz w:val="24"/>
           <w:b/>
         </w:rPr>
         <w:t>Computational environment</w:t>
@@ -665,7 +666,7 @@
         <w:rPr>
           <w:rFonts w:ascii="Arial" w:hAnsi="Arial"/>
           <w:color w:val="000000"/>
-          <w:sz w:val="28"/>
+          <w:sz w:val="24"/>
           <w:b/>
         </w:rPr>
         <w:t>Statistical reporting</w:t>
@@ -712,7 +713,7 @@
         <w:rPr>
           <w:rFonts w:ascii="Arial" w:hAnsi="Arial"/>
           <w:color w:val="000000"/>
-          <w:sz w:val="32"/>
+          <w:sz w:val="28"/>
           <w:b/>
         </w:rPr>
         <w:t>Results</w:t>
@@ -727,7 +728,7 @@
         <w:rPr>
           <w:rFonts w:ascii="Arial" w:hAnsi="Arial"/>
           <w:color w:val="000000"/>
-          <w:sz w:val="28"/>
+          <w:sz w:val="24"/>
           <w:b/>
         </w:rPr>
         <w:t>Decomposing transcriptomic variation</w:t>
@@ -822,7 +823,7 @@
         <w:rPr>
           <w:rFonts w:ascii="Arial" w:hAnsi="Arial"/>
           <w:color w:val="000000"/>
-          <w:sz w:val="28"/>
+          <w:sz w:val="24"/>
           <w:b/>
         </w:rPr>
         <w:t>Calibration confirms baseline behavior at baseline</w:t>
@@ -901,7 +902,7 @@
         <w:rPr>
           <w:rFonts w:ascii="Arial" w:hAnsi="Arial"/>
           <w:color w:val="000000"/>
-          <w:sz w:val="28"/>
+          <w:sz w:val="24"/>
           <w:b/>
         </w:rPr>
         <w:t>CKI captures information that standard metrics miss</w:t>
@@ -1141,7 +1142,7 @@
         <w:rPr>
           <w:rFonts w:ascii="Arial" w:hAnsi="Arial"/>
           <w:color w:val="000000"/>
-          <w:sz w:val="28"/>
+          <w:sz w:val="24"/>
           <w:b/>
         </w:rPr>
         <w:t>Cancer analysis reveals unexpected transcriptional convergence</w:t>
@@ -1220,7 +1221,7 @@
         <w:rPr>
           <w:rFonts w:ascii="Arial" w:hAnsi="Arial"/>
           <w:color w:val="000000"/>
-          <w:sz w:val="28"/>
+          <w:sz w:val="24"/>
           <w:b/>
         </w:rPr>
         <w:t>CKI ranks cell types by cross-organ conservation</w:t>
@@ -2070,7 +2071,7 @@
         <w:rPr>
           <w:rFonts w:ascii="Arial" w:hAnsi="Arial"/>
           <w:color w:val="000000"/>
-          <w:sz w:val="28"/>
+          <w:sz w:val="24"/>
           <w:b/>
         </w:rPr>
         <w:t>Brain regional analysis reveals cell-type differentiation gradients</w:t>
@@ -2149,7 +2150,7 @@
         <w:rPr>
           <w:rFonts w:ascii="Arial" w:hAnsi="Arial"/>
           <w:color w:val="000000"/>
-          <w:sz w:val="28"/>
+          <w:sz w:val="24"/>
           <w:b/>
         </w:rPr>
         <w:t>CKI correlates with developmental origin signatures across brain regions</w:t>
@@ -2212,7 +2213,7 @@
         <w:rPr>
           <w:rFonts w:ascii="Arial" w:hAnsi="Arial"/>
           <w:color w:val="000000"/>
-          <w:sz w:val="24"/>
+          <w:sz w:val="22"/>
           <w:b/>
         </w:rPr>
         <w:t>OPCs: internal consistency check</w:t>
@@ -2243,7 +2244,7 @@
         <w:rPr>
           <w:rFonts w:ascii="Arial" w:hAnsi="Arial"/>
           <w:color w:val="000000"/>
-          <w:sz w:val="24"/>
+          <w:sz w:val="22"/>
           <w:b/>
         </w:rPr>
         <w:t>Oligodendrocytes: developmental origin rather than migration</w:t>
@@ -2274,7 +2275,7 @@
         <w:rPr>
           <w:rFonts w:ascii="Arial" w:hAnsi="Arial"/>
           <w:color w:val="000000"/>
-          <w:sz w:val="24"/>
+          <w:sz w:val="22"/>
           <w:b/>
         </w:rPr>
         <w:t>Astrocytes: regional specialization with developmental origins</w:t>
@@ -2305,7 +2306,7 @@
         <w:rPr>
           <w:rFonts w:ascii="Arial" w:hAnsi="Arial"/>
           <w:color w:val="000000"/>
-          <w:sz w:val="24"/>
+          <w:sz w:val="22"/>
           <w:b/>
         </w:rPr>
         <w:t>Bergmann glia: cerebellar molecular topography</w:t>
@@ -2336,7 +2337,7 @@
         <w:rPr>
           <w:rFonts w:ascii="Arial" w:hAnsi="Arial"/>
           <w:color w:val="000000"/>
-          <w:sz w:val="24"/>
+          <w:sz w:val="22"/>
           <w:b/>
         </w:rPr>
         <w:t>Threshold-passing but non-significant signals</w:t>
@@ -2367,7 +2368,7 @@
         <w:rPr>
           <w:rFonts w:ascii="Arial" w:hAnsi="Arial"/>
           <w:color w:val="000000"/>
-          <w:sz w:val="32"/>
+          <w:sz w:val="28"/>
           <w:b/>
         </w:rPr>
         <w:t>Discussion</w:t>
@@ -2542,7 +2543,7 @@
         <w:rPr>
           <w:rFonts w:ascii="Arial" w:hAnsi="Arial"/>
           <w:color w:val="000000"/>
-          <w:sz w:val="32"/>
+          <w:sz w:val="28"/>
           <w:b/>
         </w:rPr>
         <w:t>Data availability</w:t>
@@ -2573,7 +2574,7 @@
         <w:rPr>
           <w:rFonts w:ascii="Arial" w:hAnsi="Arial"/>
           <w:color w:val="000000"/>
-          <w:sz w:val="32"/>
+          <w:sz w:val="28"/>
           <w:b/>
         </w:rPr>
         <w:t>Supplementary Data</w:t>
@@ -2604,7 +2605,7 @@
         <w:rPr>
           <w:rFonts w:ascii="Arial" w:hAnsi="Arial"/>
           <w:color w:val="000000"/>
-          <w:sz w:val="32"/>
+          <w:sz w:val="28"/>
           <w:b/>
         </w:rPr>
         <w:t>Acknowledgements</w:t>
@@ -2635,7 +2636,7 @@
         <w:rPr>
           <w:rFonts w:ascii="Arial" w:hAnsi="Arial"/>
           <w:color w:val="000000"/>
-          <w:sz w:val="32"/>
+          <w:sz w:val="28"/>
           <w:b/>
         </w:rPr>
         <w:t>Author contributions</w:t>
@@ -2666,7 +2667,7 @@
         <w:rPr>
           <w:rFonts w:ascii="Arial" w:hAnsi="Arial"/>
           <w:color w:val="000000"/>
-          <w:sz w:val="32"/>
+          <w:sz w:val="28"/>
           <w:b/>
         </w:rPr>
         <w:t>Funding</w:t>
@@ -2697,7 +2698,7 @@
         <w:rPr>
           <w:rFonts w:ascii="Arial" w:hAnsi="Arial"/>
           <w:color w:val="000000"/>
-          <w:sz w:val="32"/>
+          <w:sz w:val="28"/>
           <w:b/>
         </w:rPr>
         <w:t>Conflict of interest</w:t>
@@ -2728,7 +2729,7 @@
         <w:rPr>
           <w:rFonts w:ascii="Arial" w:hAnsi="Arial"/>
           <w:color w:val="000000"/>
-          <w:sz w:val="32"/>
+          <w:sz w:val="28"/>
           <w:b/>
         </w:rPr>
         <w:t>Figure legends</w:t>
@@ -2839,7 +2840,7 @@
         <w:rPr>
           <w:rFonts w:ascii="Arial" w:hAnsi="Arial"/>
           <w:color w:val="000000"/>
-          <w:sz w:val="32"/>
+          <w:sz w:val="28"/>
           <w:b/>
         </w:rPr>
         <w:t>Supplementary Figure legends</w:t>
@@ -3062,7 +3063,7 @@
         <w:rPr>
           <w:rFonts w:ascii="Arial" w:hAnsi="Arial"/>
           <w:color w:val="000000"/>
-          <w:sz w:val="32"/>
+          <w:sz w:val="28"/>
           <w:b/>
         </w:rPr>
         <w:t>References</w:t>
@@ -3076,7 +3077,7 @@
         <w:rPr>
           <w:rFonts w:ascii="Arial" w:hAnsi="Arial"/>
           <w:color w:val="000000"/>
-          <w:sz w:val="44"/>
+          <w:sz w:val="20"/>
         </w:rPr>
         <w:t>Regev,A., Teichmann,S.A., Lander,E.S., Amit,I., Benoist,C., Birney,E., Bodenmiller,B., Campbell,P., Carninci,P., Clatworthy,M. et al. (2017) The Human Cell Atlas. *eLife*, **6**, e27041.</w:t>
       </w:r>
@@ -3089,7 +3090,7 @@
         <w:rPr>
           <w:rFonts w:ascii="Arial" w:hAnsi="Arial"/>
           <w:color w:val="000000"/>
-          <w:sz w:val="44"/>
+          <w:sz w:val="20"/>
         </w:rPr>
         <w:t>Korsunsky,I., Millard,N., Fan,J., Slowikowski,K., Zhang,F., Wei,K., Baglaenko,Y., Brenner,M., Loh,P.R. and Raychaudhuri,S. (2019) Fast, sensitive and accurate integration of single-cell data with Harmony. *Nat. Methods*, **16**, 1289–1296.</w:t>
       </w:r>
@@ -3102,7 +3103,7 @@
         <w:rPr>
           <w:rFonts w:ascii="Arial" w:hAnsi="Arial"/>
           <w:color w:val="000000"/>
-          <w:sz w:val="44"/>
+          <w:sz w:val="20"/>
         </w:rPr>
         <w:t>Lopez,R., Regier,J., Cole,M.B., Jordan,M.I. and Yosef,N. (2018) Deep generative modeling for single-cell transcriptomics. *Nat. Methods*, **15**, 1053–1058.</w:t>
       </w:r>
@@ -3115,7 +3116,7 @@
         <w:rPr>
           <w:rFonts w:ascii="Arial" w:hAnsi="Arial"/>
           <w:color w:val="000000"/>
-          <w:sz w:val="44"/>
+          <w:sz w:val="20"/>
         </w:rPr>
         <w:t>Rosen,Y., Brbic,M., Roohani,Y., Swanson,K., Li,Z. and Leskovec,J. (2024) Toward universal cell embeddings: integrating single-cell RNA-seq datasets across species with SATURN. *Nat. Methods*, **21**, 1492–1500.</w:t>
       </w:r>
@@ -3128,7 +3129,7 @@
         <w:rPr>
           <w:rFonts w:ascii="Arial" w:hAnsi="Arial"/>
           <w:color w:val="000000"/>
-          <w:sz w:val="44"/>
+          <w:sz w:val="20"/>
         </w:rPr>
         <w:t>Tran,H.T.N., Ang,K.S., Chevrier,M., Zhang,X., Lee,N.Y.S., Goh,M. and Chen,J. (2020) A benchmark of batch-effect correction methods for single-cell RNA sequencing data. *Genome Biol.*, **21**, 12.</w:t>
       </w:r>
@@ -3141,7 +3142,7 @@
         <w:rPr>
           <w:rFonts w:ascii="Arial" w:hAnsi="Arial"/>
           <w:color w:val="000000"/>
-          <w:sz w:val="44"/>
+          <w:sz w:val="20"/>
         </w:rPr>
         <w:t>Nei,M. and Gojobori,T. (1986) Simple methods for estimating the numbers of synonymous and nonsynonymous nucleotide substitutions. *Mol. Biol. Evol.*, **3**, 418–426.</w:t>
       </w:r>
@@ -3154,7 +3155,7 @@
         <w:rPr>
           <w:rFonts w:ascii="Arial" w:hAnsi="Arial"/>
           <w:color w:val="000000"/>
-          <w:sz w:val="44"/>
+          <w:sz w:val="20"/>
         </w:rPr>
         <w:t>Tabula Muris Consortium (2018) Single-cell transcriptomics of 20 mouse organs creates a Tabula Muris. *Nature*, **562**, 367–372.</w:t>
       </w:r>
@@ -3167,7 +3168,7 @@
         <w:rPr>
           <w:rFonts w:ascii="Arial" w:hAnsi="Arial"/>
           <w:color w:val="000000"/>
-          <w:sz w:val="44"/>
+          <w:sz w:val="20"/>
         </w:rPr>
         <w:t>Tabula Sapiens Consortium (2022) The Tabula Sapiens: a multiple-organ, single-cell transcriptomic atlas of humans. *Science*, **376**, eabl4896.</w:t>
       </w:r>
@@ -3180,7 +3181,7 @@
         <w:rPr>
           <w:rFonts w:ascii="Arial" w:hAnsi="Arial"/>
           <w:color w:val="000000"/>
-          <w:sz w:val="44"/>
+          <w:sz w:val="20"/>
         </w:rPr>
         <w:t>Cancer Genome Atlas Research Network (2014) Comprehensive molecular profiling of lung adenocarcinoma. *Nature*, **511**, 543–550.</w:t>
       </w:r>
@@ -3193,7 +3194,7 @@
         <w:rPr>
           <w:rFonts w:ascii="Arial" w:hAnsi="Arial"/>
           <w:color w:val="000000"/>
-          <w:sz w:val="44"/>
+          <w:sz w:val="20"/>
         </w:rPr>
         <w:t>Cancer Genome Atlas Network (2012) Comprehensive molecular portraits of human breast tumours. *Nature*, **490**, 61–70.</w:t>
       </w:r>
@@ -3206,7 +3207,7 @@
         <w:rPr>
           <w:rFonts w:ascii="Arial" w:hAnsi="Arial"/>
           <w:color w:val="000000"/>
-          <w:sz w:val="44"/>
+          <w:sz w:val="20"/>
         </w:rPr>
         <w:t>Siletti,K., Hodge,R., Mossi Albiach,A., Lee,K.W., Ding,S.L., Hu,L., Lönnerberg,P., Bakken,T., Casper,T., Clark,M. et al. (2023) Transcriptomic diversity of cell types across the adult human brain. *Science*, **382**, eadl7046.</w:t>
       </w:r>
@@ -3219,7 +3220,7 @@
         <w:rPr>
           <w:rFonts w:ascii="Arial" w:hAnsi="Arial"/>
           <w:color w:val="000000"/>
-          <w:sz w:val="44"/>
+          <w:sz w:val="20"/>
         </w:rPr>
         <w:t>Luecken,M.D. and Theis,F.J. (2019) Current best practices in single-cell RNA-seq analysis: a tutorial. *Mol. Syst. Biol.*, **15**, e8746.</w:t>
       </w:r>
@@ -3232,7 +3233,7 @@
         <w:rPr>
           <w:rFonts w:ascii="Arial" w:hAnsi="Arial"/>
           <w:color w:val="000000"/>
-          <w:sz w:val="44"/>
+          <w:sz w:val="20"/>
         </w:rPr>
         <w:t>Hounkpel,B., Chen,J., Gosline,S.J.C., Domeniconi,C. and Jiang,D. (2021) HRT Atlas v1.0 database: redefining human and mouse housekeeping genes and candidate reference transcripts by mining massive RNA-seq datasets. *Nucleic Acids Res.*, **49**, D947–D955.</w:t>
       </w:r>
@@ -3245,7 +3246,7 @@
         <w:rPr>
           <w:rFonts w:ascii="Arial" w:hAnsi="Arial"/>
           <w:color w:val="000000"/>
-          <w:sz w:val="44"/>
+          <w:sz w:val="20"/>
         </w:rPr>
         <w:t>Wolf,F.A., Angerer,P. and Theis,F.J. (2018) SCANPY: large-scale single-cell gene expression data analysis. *Genome Biol.*, **19**, 15.</w:t>
       </w:r>
@@ -3258,7 +3259,7 @@
         <w:rPr>
           <w:rFonts w:ascii="Arial" w:hAnsi="Arial"/>
           <w:color w:val="000000"/>
-          <w:sz w:val="44"/>
+          <w:sz w:val="20"/>
         </w:rPr>
         <w:t>Hao,Y., Hao,S., Andersen-Nissen,E., Mauck,W.M. 3rd, Zheng,S., Butler,A., Lee,M.J., Wilk,A.J., Darby,C., Zager,M. et al. (2021) Integrated analysis of multimodal single-cell data. *Cell*, **184**, 3573–3587.</w:t>
       </w:r>
@@ -3271,7 +3272,7 @@
         <w:rPr>
           <w:rFonts w:ascii="Arial" w:hAnsi="Arial"/>
           <w:color w:val="000000"/>
-          <w:sz w:val="44"/>
+          <w:sz w:val="20"/>
         </w:rPr>
         <w:t>Hao,Y., Stuart,T., Kowalski,M.H., Choudhary,S., Hoffman,P., Hartman,A., Srivastava,A., Molla,G., Madad,S., Fernandez-Granda,C. et al. (2024) Dictionary learning for integrative, multimodal and scalable single-cell analysis. *Nat. Biotechnol.*, **42**, 293–304.</w:t>
       </w:r>
@@ -3284,7 +3285,7 @@
         <w:rPr>
           <w:rFonts w:ascii="Arial" w:hAnsi="Arial"/>
           <w:color w:val="000000"/>
-          <w:sz w:val="44"/>
+          <w:sz w:val="20"/>
         </w:rPr>
         <w:t>Weinstein,J.N., Collisson,E.A., Mills,G.B., Shaw,K.R., Ozenberger,B.A., Ellrott,K., Shmulevich,I., Sander,C. and Stuart,J.M. (2013) The Cancer Genome Atlas Pan-Cancer analysis project. *Nat. Genet.*, **45**, 1113–1120.</w:t>
       </w:r>
@@ -3297,7 +3298,7 @@
         <w:rPr>
           <w:rFonts w:ascii="Arial" w:hAnsi="Arial"/>
           <w:color w:val="000000"/>
-          <w:sz w:val="44"/>
+          <w:sz w:val="20"/>
         </w:rPr>
         <w:t>Colaprico,A., Silva,T.C., Olsen,C., Garofano,L., Cava,C., Garolini,D., Sabedot,T.S., Malta,T.M., Pagnotta,S.M., Castiglioni,I. et al. (2016) TCGAbiolinks: an R/Bioconductor package for integrative analysis of TCGA data. *Nucleic Acids Res.*, **44**, e71.</w:t>
       </w:r>
@@ -3310,7 +3311,7 @@
         <w:rPr>
           <w:rFonts w:ascii="Arial" w:hAnsi="Arial"/>
           <w:color w:val="000000"/>
-          <w:sz w:val="44"/>
+          <w:sz w:val="20"/>
         </w:rPr>
         <w:t>Cerami,E., Gao,J., Dogrusoz,U., Gross,B.E., Sumer,S.O., Aksoy,B.A., Jacobsen,A., Byrne,C.J., Heuer,M.L., Larsson,E. et al. (2012) The cBio cancer genomics portal: an open platform for exploring multidimensional cancer genomics data. *Cancer Discov.*, **2**, 401–404.</w:t>
       </w:r>
@@ -3323,7 +3324,7 @@
         <w:rPr>
           <w:rFonts w:ascii="Arial" w:hAnsi="Arial"/>
           <w:color w:val="000000"/>
-          <w:sz w:val="44"/>
+          <w:sz w:val="20"/>
         </w:rPr>
         <w:t>Perou,C.M., Sørlie,T., Eisen,M.B., van de Rijn,M., Jeffrey,S.S., Rees,C.A., Pollack,J.R., Ross,D.T., Johnsen,H., Akslen,L.A. et al. (2000) Molecular portraits of human breast tumours. *Nature*, **406**, 747–752.</w:t>
       </w:r>
@@ -3336,7 +3337,7 @@
         <w:rPr>
           <w:rFonts w:ascii="Arial" w:hAnsi="Arial"/>
           <w:color w:val="000000"/>
-          <w:sz w:val="44"/>
+          <w:sz w:val="20"/>
         </w:rPr>
         <w:t>Parker,J.S., Mullins,M., Cheang,M.C.U., Leung,S., Voduc,D., Vickery,T., Davies,S., Fauron,C., He,X., Hu,Z. et al. (2009) Supervised risk predictor of breast cancer based on intrinsic subtypes. *J. Clin. Oncol.*, **27**, 1160–1167.</w:t>
       </w:r>
@@ -3349,7 +3350,7 @@
         <w:rPr>
           <w:rFonts w:ascii="Arial" w:hAnsi="Arial"/>
           <w:color w:val="000000"/>
-          <w:sz w:val="44"/>
+          <w:sz w:val="20"/>
         </w:rPr>
         <w:t>Edmondson,H.A. and Steiner,P.E. (1954) Primary carcinoma of the liver: a study of 100 cases among 48,900 necropsies. *Cancer*, **7**, 462–503.</w:t>
       </w:r>
@@ -3362,7 +3363,7 @@
         <w:rPr>
           <w:rFonts w:ascii="Arial" w:hAnsi="Arial"/>
           <w:color w:val="000000"/>
-          <w:sz w:val="44"/>
+          <w:sz w:val="20"/>
         </w:rPr>
         <w:t>Storey,J.D. and Tibshirani,R. (2003) Statistical significance for genomewide studies. *Proc. Natl. Acad. Sci. USA*, **100**, 9440–9445.</w:t>
       </w:r>
@@ -3375,7 +3376,7 @@
         <w:rPr>
           <w:rFonts w:ascii="Arial" w:hAnsi="Arial"/>
           <w:color w:val="000000"/>
-          <w:sz w:val="44"/>
+          <w:sz w:val="20"/>
         </w:rPr>
         <w:t>Wälchli,T., Ghobrial,M., Schwab,M.E., Takada,S., Zhong,H., Suntharalingham,S., Vetiska,S., Gonzalez,D.R., Wu,R., Rehrauer,H. et al. (2024) Single-cell atlas of the human brain vasculature across development, adulthood and disease. *Nature*, **632**, 603–613.</w:t>
       </w:r>
@@ -3388,7 +3389,7 @@
         <w:rPr>
           <w:rFonts w:ascii="Arial" w:hAnsi="Arial"/>
           <w:color w:val="000000"/>
-          <w:sz w:val="44"/>
+          <w:sz w:val="20"/>
         </w:rPr>
         <w:t>Tsai,H.H., Niu,J., Munji,R., Davalos,D., Chang,J., Zhang,H., Tien,A.C., Kuo,C.J., Chan,J.R., Daneman,R. et al. (2016) Oligodendrocyte precursors migrate along vasculature in the developing nervous system. *Science*, **351**, 379–384.</w:t>
       </w:r>
@@ -3401,7 +3402,7 @@
         <w:rPr>
           <w:rFonts w:ascii="Arial" w:hAnsi="Arial"/>
           <w:color w:val="000000"/>
-          <w:sz w:val="44"/>
+          <w:sz w:val="20"/>
         </w:rPr>
         <w:t>Akay,L.A., Effenberger,A.H. and Tsai,L.H. (2022) Astrocyte endfoot formation controls the termination of oligodendrocyte precursor cell perivascular migration. *Neuron*, **111**, 190–201.e8.</w:t>
       </w:r>
@@ -3414,7 +3415,7 @@
         <w:rPr>
           <w:rFonts w:ascii="Arial" w:hAnsi="Arial"/>
           <w:color w:val="000000"/>
-          <w:sz w:val="44"/>
+          <w:sz w:val="20"/>
         </w:rPr>
         <w:t>Foerster,S., Floriddia,E.M., Neumann,B., Agirre,E., Castelo-Branco,G. and Franklin,R.J.M. (2024) Developmental origin of oligodendrocytes determines their function in the adult brain. *Nat. Neurosci.*, **27**, 1155–1165.</w:t>
       </w:r>
@@ -3427,7 +3428,7 @@
         <w:rPr>
           <w:rFonts w:ascii="Arial" w:hAnsi="Arial"/>
           <w:color w:val="000000"/>
-          <w:sz w:val="44"/>
+          <w:sz w:val="20"/>
         </w:rPr>
         <w:t>Reeber,S.L., Arancillo,M. and Sillitoe,R.V. (2015) Bergmann glia are patterned into topographic molecular zones in the cerebellum. *Cerebellum*, **14**, 392–403.</w:t>
       </w:r>
@@ -3440,7 +3441,7 @@
         <w:rPr>
           <w:rFonts w:ascii="Arial" w:hAnsi="Arial"/>
           <w:color w:val="000000"/>
-          <w:sz w:val="44"/>
+          <w:sz w:val="20"/>
         </w:rPr>
         <w:t>Endo,F., Kasai,A., Cui,W., Tanaka,K.F. and Hashimoto,H. (2024) Astrocyte allocation during brain development is controlled by Tcf4-mediated fate restriction. *EMBO J.*, **43**, 4423–4447.</w:t>
       </w:r>
@@ -3453,7 +3454,7 @@
         <w:rPr>
           <w:rFonts w:ascii="Arial" w:hAnsi="Arial"/>
           <w:color w:val="000000"/>
-          <w:sz w:val="44"/>
+          <w:sz w:val="20"/>
         </w:rPr>
         <w:t>Yang,L., Zhao,Z., Li,Y., Wang,J., Chen,X. and Liu,Z. (2024) Single-cell multi-omics analysis of lineage development and spatial organization in the human fetal cerebellum. *Cell Discov.*, **10**, 25.</w:t>
       </w:r>
@@ -3466,7 +3467,7 @@
         <w:rPr>
           <w:rFonts w:ascii="Arial" w:hAnsi="Arial"/>
           <w:color w:val="000000"/>
-          <w:sz w:val="44"/>
+          <w:sz w:val="20"/>
         </w:rPr>
         <w:t>Shemer,A. and Jung,S. (2024) The molecular determinants of microglial developmental colonization. *Nat. Rev. Neurosci.*, **25**, 414–427.</w:t>
       </w:r>
@@ -3479,7 +3480,7 @@
         <w:rPr>
           <w:rFonts w:ascii="Arial" w:hAnsi="Arial"/>
           <w:color w:val="000000"/>
-          <w:sz w:val="44"/>
+          <w:sz w:val="20"/>
         </w:rPr>
         <w:t>Menassa,D.A., Muntslag,T.A.O., Martin-Estebané,M., Barry-Carroll,L., Chapman,M.A., Adorjan,I., Tyler,T., Turnbull,B., Rose-Zerilli,M.J.J., Nicoll,J.A.R. et al. (2022) The spatiotemporal dynamics of microglia across the human lifespan. *Dev. Cell*, **57**, 2127–2139.e6.</w:t>
       </w:r>
@@ -3492,7 +3493,7 @@
         <w:rPr>
           <w:rFonts w:ascii="Arial" w:hAnsi="Arial"/>
           <w:color w:val="000000"/>
-          <w:sz w:val="44"/>
+          <w:sz w:val="20"/>
         </w:rPr>
         <w:t>Barry-Carroll,L., Greulich,P., Marshall,A.R., Riecken,K., Fehse,B., Askew,K.E., Li,K., Garaschuk,O., Menassa,D.A. and Gomez-Nicola,D. (2023) Microglia colonize the developing brain by clonal expansion of highly proliferative progenitors. *Cell Rep.*, **42**, 112425.</w:t>
       </w:r>
@@ -3505,7 +3506,7 @@
         <w:rPr>
           <w:rFonts w:ascii="Arial" w:hAnsi="Arial"/>
           <w:color w:val="000000"/>
-          <w:sz w:val="44"/>
+          <w:sz w:val="20"/>
         </w:rPr>
         <w:t>Schaffenrath,J., Huang,S.F., Wyss,T., Delorenzi,M. and Keller,A. (2024) Characteristics of blood-brain barrier heterogeneity between brain regions. *Nat. Neurosci.*, **27**, 1851–1865.</w:t>
       </w:r>
@@ -3518,7 +3519,7 @@
         <w:rPr>
           <w:rFonts w:ascii="Arial" w:hAnsi="Arial"/>
           <w:color w:val="000000"/>
-          <w:sz w:val="44"/>
+          <w:sz w:val="20"/>
         </w:rPr>
         <w:t>Jones,H.E., Coelho-Santos,V., Bonney,S.K., Abrams,S.R., Shih,A.Y. and Siegenthaler,J.A. (2023) Meningeal origins and dynamics of perivascular fibroblast development. *Development*, **150**, dev201805.</w:t>
       </w:r>
@@ -3531,7 +3532,7 @@
         <w:rPr>
           <w:rFonts w:ascii="Arial" w:hAnsi="Arial"/>
           <w:color w:val="000000"/>
-          <w:sz w:val="44"/>
+          <w:sz w:val="20"/>
         </w:rPr>
         <w:t>Tarashansky,A.J., Musser,J.M., Khariton,M., Li,P., Arendt,D., Quake,S.R. and Wang,B. (2021) Mapping single-cell atlases throughout Metazoa unravels cell type evolution. *eLife*, **10**, e66747.</w:t>
       </w:r>
@@ -3544,7 +3545,7 @@
         <w:rPr>
           <w:rFonts w:ascii="Arial" w:hAnsi="Arial"/>
           <w:color w:val="000000"/>
-          <w:sz w:val="44"/>
+          <w:sz w:val="20"/>
         </w:rPr>
         <w:t>Jiang,J., Li,J., Huang,Y., Wang,Y., Chen,L. and Zhang,X. (2024) CACIMAR: cross-species analysis of cell identities, markers, regulations, and interactions. *Brief. Bioinform.*, **25**, bbae283.</w:t>
       </w:r>
@@ -3557,7 +3558,7 @@
         <w:rPr>
           <w:rFonts w:ascii="Arial" w:hAnsi="Arial"/>
           <w:color w:val="000000"/>
-          <w:sz w:val="44"/>
+          <w:sz w:val="20"/>
         </w:rPr>
         <w:t>CZI Cell Science Program (2025) CZ CELLxGENE Discover: a single-cell data platform for scalable exploration, analysis and modeling of aggregated data. *Nucleic Acids Res.*, **53**, D886–D900.</w:t>
       </w:r>
@@ -3570,7 +3571,7 @@
         <w:rPr>
           <w:rFonts w:ascii="Arial" w:hAnsi="Arial"/>
           <w:color w:val="000000"/>
-          <w:sz w:val="44"/>
+          <w:sz w:val="20"/>
         </w:rPr>
         <w:t>Liberzon,A., Birger,C., Thorvaldsdóttir,H., Ghandi,M., Mesirov,J.P. and Tamayo,P. (2015) The Molecular Signatures Database Hallmark Gene Set Collection. *Cell Syst.*, **1**, 417–425.</w:t>
       </w:r>
@@ -3583,7 +3584,7 @@
         <w:rPr>
           <w:rFonts w:ascii="Arial" w:hAnsi="Arial"/>
           <w:color w:val="000000"/>
-          <w:sz w:val="44"/>
+          <w:sz w:val="20"/>
         </w:rPr>
         <w:t>Yang,Z. (2007) PAML 4: phylogenetic analysis by maximum likelihood. *Mol. Biol. Evol.*, **24**, 1586–1591.</w:t>
       </w:r>
@@ -3596,7 +3597,7 @@
         <w:rPr>
           <w:rFonts w:ascii="Arial" w:hAnsi="Arial"/>
           <w:color w:val="000000"/>
-          <w:sz w:val="44"/>
+          <w:sz w:val="20"/>
         </w:rPr>
         <w:t>Tan,Y.L., Yuan,Y. and Tian,L. (2020) Microglial regional heterogeneity and its role in the brain. *Mol. Psychiatry*, **25**, 351–367.</w:t>
       </w:r>
@@ -3609,7 +3610,7 @@
         <w:rPr>
           <w:rFonts w:ascii="Arial" w:hAnsi="Arial"/>
           <w:color w:val="000000"/>
-          <w:sz w:val="44"/>
+          <w:sz w:val="20"/>
         </w:rPr>
         <w:t>Lin,J. (1991) Divergence measures based on the Shannon entropy. *IEEE Trans. Inf. Theory*, **37**, 145–151.</w:t>
       </w:r>
@@ -3622,7 +3623,7 @@
         <w:rPr>
           <w:rFonts w:ascii="Arial" w:hAnsi="Arial"/>
           <w:color w:val="000000"/>
-          <w:sz w:val="44"/>
+          <w:sz w:val="20"/>
         </w:rPr>
         <w:t>Efron,B. and Tibshirani,R.J. (1994) An Introduction to the Bootstrap. Chapman and Hall/CRC, New York.</w:t>
       </w:r>
@@ -3635,7 +3636,7 @@
         <w:rPr>
           <w:rFonts w:ascii="Arial" w:hAnsi="Arial"/>
           <w:color w:val="000000"/>
-          <w:sz w:val="44"/>
+          <w:sz w:val="20"/>
         </w:rPr>
         <w:t>Bakken,T.E., Jorstad,N.L., Hu,Q., Lake,B.B., Tian,W., Kalmbach,B.E., Crow,M., Hodge,R.D., Krienen,F.M., Sorensen,S.A. et al. (2021) Comparative cellular analysis of motor cortex in human, marmoset and mouse. *Nature*, **598**, 111–119.</w:t>
       </w:r>
@@ -3648,7 +3649,7 @@
         <w:rPr>
           <w:rFonts w:ascii="Arial" w:hAnsi="Arial"/>
           <w:color w:val="000000"/>
-          <w:sz w:val="44"/>
+          <w:sz w:val="20"/>
         </w:rPr>
         <w:t>Pedregosa,F., Varoquaux,G., Gramfort,A., Michel,V., Thirion,B., Grisel,O., Blondel,M., Prettenhofer,P., Weiss,R., Dubourg,V. et al. (2011) Scikit-learn: machine learning in Python. *J. Mach. Learn. Res.*, **12**, 2825–2830.</w:t>
       </w:r>
@@ -3661,7 +3662,7 @@
         <w:rPr>
           <w:rFonts w:ascii="Arial" w:hAnsi="Arial"/>
           <w:color w:val="000000"/>
-          <w:sz w:val="44"/>
+          <w:sz w:val="20"/>
         </w:rPr>
         <w:t>Waskom,M.L. (2021) seaborn: statistical data visualization. *J. Open Source Softw.*, **6**, 3021.</w:t>
       </w:r>
@@ -3674,7 +3675,7 @@
         <w:rPr>
           <w:rFonts w:ascii="Arial" w:hAnsi="Arial"/>
           <w:color w:val="000000"/>
-          <w:sz w:val="44"/>
+          <w:sz w:val="20"/>
         </w:rPr>
         <w:t>Butte,A.J., Dzau,V.J. and Glueck,S.B. (2001) Further defining housekeeping, or maintenance, genes: focus on A compendium of gene expression in normal human tissues. *Physiol. Genomics*, **7**, 95-96.</w:t>
       </w:r>
@@ -4058,7 +4059,7 @@
     <w:rPr>
       <w:rFonts w:ascii="Arial" w:hAnsi="Arial"/>
       <w:color w:val="000000"/>
-      <w:sz w:val="40"/>
+      <w:sz w:val="22"/>
     </w:rPr>
   </w:style>
   <w:style w:type="paragraph" w:styleId="Header">
